--- a/보관본/러시아 인권변호사/Word/2부/2부_6화_올가의_구금.docx
+++ b/보관본/러시아 인권변호사/Word/2부/2부_6화_올가의_구금.docx
@@ -3407,7 +3407,7 @@
           <w:i w:val="0"/>
           <w:sz w:val="22"/>
         </w:rPr>
-        <w:t xml:space="preserve"> — 한국어 해설: 비코프가 숨진 바로 그 구치소로 가게 될지도 모른다는 말을 듣고 올가가 담담하게 인용한다. 소수민족 촐칸족과 함께 도로에 섰던 자신의 선택을, 고난을 겪는 사람들 곁에 끝까지 남겠다는 아흐마토바의 태도에 겹쳐 놓는다 (장면 6).</w:t>
+        <w:t xml:space="preserve"> — 한국어 해설: 비코프가 갇혀 있던 바로 그 구치소로 가게 될지도 모른다는 말을 듣고 올가가 담담하게 인용한다. 소수민족 촐칸족과 함께 도로에 섰던 자신의 선택을, 고난을 겪는 사람들 곁에 끝까지 남겠다는 아흐마토바의 태도에 겹쳐 놓는다 (장면 6).</w:t>
       </w:r>
     </w:p>
     <w:p>

--- a/보관본/러시아 인권변호사/Word/2부/2부_6화_올가의_구금.docx
+++ b/보관본/러시아 인권변호사/Word/2부/2부_6화_올가의_구금.docx
@@ -2674,7 +2674,7 @@
           <w:i w:val="0"/>
           <w:sz w:val="22"/>
         </w:rPr>
-        <w:t>Ваша честь, моей подзащитной шестьдесят с лишним лет, у неё постоянное место жительства в Новокруцке, она ни разу не привлекалась к уголовной ответственности. Она сама стояла на дороге и сама дождалась полиции. Люди, которые собираются скрыться, так себя не ведут.</w:t>
+        <w:t>Ваша честь, моей подзащитной шестьдесят с лишним лет, она зарегистрирована по месту жительства в Новокруцке — в съёмной квартире, она ни разу не привлекалась к уголовной ответственности. Она сама стояла на дороге и сама дождалась полиции. Люди, которые собираются скрыться, так себя не ведут.</w:t>
       </w:r>
     </w:p>
     <w:p>
